--- a/acara/Acara I/Modul Materi Praktikum Acara I Sampling & Mineralogy.docx
+++ b/acara/Acara I/Modul Materi Praktikum Acara I Sampling & Mineralogy.docx
@@ -1,6 +1,6 @@
 
 <file path=word/document.xml><?xml version="1.0" encoding="utf-8"?>
-<w:document xmlns:wpc="http://schemas.microsoft.com/office/word/2010/wordprocessingCanvas" xmlns:cx="http://schemas.microsoft.com/office/drawing/2014/chartex" xmlns:cx1="http://schemas.microsoft.com/office/drawing/2015/9/8/chartex" xmlns:cx2="http://schemas.microsoft.com/office/drawing/2015/10/21/chartex" xmlns:cx3="http://schemas.microsoft.com/office/drawing/2016/5/9/chartex" xmlns:cx4="http://schemas.microsoft.com/office/drawing/2016/5/10/chartex" xmlns:cx5="http://schemas.microsoft.com/office/drawing/2016/5/11/chartex" xmlns:cx6="http://schemas.microsoft.com/office/drawing/2016/5/12/chartex" xmlns:cx7="http://schemas.microsoft.com/office/drawing/2016/5/13/chartex" xmlns:cx8="http://schemas.microsoft.com/office/drawing/2016/5/14/chartex" xmlns:mc="http://schemas.openxmlformats.org/markup-compatibility/2006" xmlns:aink="http://schemas.microsoft.com/office/drawing/2016/ink" xmlns:am3d="http://schemas.microsoft.com/office/drawing/2017/model3d" xmlns:o="urn:schemas-microsoft-com:office:office" xmlns:oel="http://schemas.microsoft.com/office/2019/extlst" xmlns:r="http://schemas.openxmlformats.org/officeDocument/2006/relationships" xmlns:m="http://schemas.openxmlformats.org/officeDocument/2006/math" xmlns:v="urn:schemas-microsoft-com:vml" xmlns:wp14="http://schemas.microsoft.com/office/word/2010/wordprocessingDrawing" xmlns:wp="http://schemas.openxmlformats.org/drawingml/2006/wordprocessingDrawing" xmlns:w10="urn:schemas-microsoft-com:office:word" xmlns:w="http://schemas.openxmlformats.org/wordprocessingml/2006/main" xmlns:w14="http://schemas.microsoft.com/office/word/2010/wordml" xmlns:w15="http://schemas.microsoft.com/office/word/2012/wordml" xmlns:w16cex="http://schemas.microsoft.com/office/word/2018/wordml/cex" xmlns:w16cid="http://schemas.microsoft.com/office/word/2016/wordml/cid" xmlns:w16="http://schemas.microsoft.com/office/word/2018/wordml" xmlns:w16du="http://schemas.microsoft.com/office/word/2023/wordml/word16du" xmlns:w16sdtdh="http://schemas.microsoft.com/office/word/2020/wordml/sdtdatahash" xmlns:w16se="http://schemas.microsoft.com/office/word/2015/wordml/symex" xmlns:wpg="http://schemas.microsoft.com/office/word/2010/wordprocessingGroup" xmlns:wpi="http://schemas.microsoft.com/office/word/2010/wordprocessingInk" xmlns:wne="http://schemas.microsoft.com/office/word/2006/wordml" xmlns:wps="http://schemas.microsoft.com/office/word/2010/wordprocessingShape" mc:Ignorable="w14 w15 w16se w16cid w16 w16cex w16sdtdh wp14">
+<w:document xmlns:wpc="http://schemas.microsoft.com/office/word/2010/wordprocessingCanvas" xmlns:cx="http://schemas.microsoft.com/office/drawing/2014/chartex" xmlns:cx1="http://schemas.microsoft.com/office/drawing/2015/9/8/chartex" xmlns:cx2="http://schemas.microsoft.com/office/drawing/2015/10/21/chartex" xmlns:cx3="http://schemas.microsoft.com/office/drawing/2016/5/9/chartex" xmlns:cx4="http://schemas.microsoft.com/office/drawing/2016/5/10/chartex" xmlns:cx5="http://schemas.microsoft.com/office/drawing/2016/5/11/chartex" xmlns:cx6="http://schemas.microsoft.com/office/drawing/2016/5/12/chartex" xmlns:cx7="http://schemas.microsoft.com/office/drawing/2016/5/13/chartex" xmlns:cx8="http://schemas.microsoft.com/office/drawing/2016/5/14/chartex" xmlns:mc="http://schemas.openxmlformats.org/markup-compatibility/2006" xmlns:aink="http://schemas.microsoft.com/office/drawing/2016/ink" xmlns:am3d="http://schemas.microsoft.com/office/drawing/2017/model3d" xmlns:o="urn:schemas-microsoft-com:office:office" xmlns:r="http://schemas.openxmlformats.org/officeDocument/2006/relationships" xmlns:m="http://schemas.openxmlformats.org/officeDocument/2006/math" xmlns:v="urn:schemas-microsoft-com:vml" xmlns:wp14="http://schemas.microsoft.com/office/word/2010/wordprocessingDrawing" xmlns:wp="http://schemas.openxmlformats.org/drawingml/2006/wordprocessingDrawing" xmlns:w10="urn:schemas-microsoft-com:office:word" xmlns:w="http://schemas.openxmlformats.org/wordprocessingml/2006/main" xmlns:w14="http://schemas.microsoft.com/office/word/2010/wordml" xmlns:w15="http://schemas.microsoft.com/office/word/2012/wordml" xmlns:w16cex="http://schemas.microsoft.com/office/word/2018/wordml/cex" xmlns:w16cid="http://schemas.microsoft.com/office/word/2016/wordml/cid" xmlns:w16="http://schemas.microsoft.com/office/word/2018/wordml" xmlns:w16sdtdh="http://schemas.microsoft.com/office/word/2020/wordml/sdtdatahash" xmlns:w16se="http://schemas.microsoft.com/office/word/2015/wordml/symex" xmlns:wpg="http://schemas.microsoft.com/office/word/2010/wordprocessingGroup" xmlns:wpi="http://schemas.microsoft.com/office/word/2010/wordprocessingInk" xmlns:wne="http://schemas.microsoft.com/office/word/2006/wordml" xmlns:wps="http://schemas.microsoft.com/office/word/2010/wordprocessingShape" mc:Ignorable="w14 w15 w16se w16cid w16 w16cex w16sdtdh wp14">
   <w:body>
     <w:p>
       <w:pPr>
@@ -89,8 +89,17 @@
           <w:rFonts w:ascii="Times New Roman" w:eastAsia="Times New Roman" w:hAnsi="Times New Roman" w:cs="Times New Roman"/>
           <w:sz w:val="24"/>
           <w:szCs w:val="24"/>
-        </w:rPr>
-        <w:t xml:space="preserve">Mineral dapat didefinisikan sebagai zat anorganik dengan struktur kristal yang teratur, pada dasarnya, jika mineral yang mengandung logam tersebar secara merata di kerak bumi, maka proses ekstraksi akan menjadi tidak mungkin secara ekonomis. Namun, beberapa mineral mengalami proses geologi yang membuat memungkinkan beberapa mineral berasosiasi dengan tipe batuan tertentu. Sehingga karena kondisi tersebut, endapan mineral sering ditemukan dalam konsentrasi yang mencukupi untuk dilakukan ekstraksi secara ekonomis, yang membuat endapan berubah menjadi bijih. </w:t>
+          <w:highlight w:val="yellow"/>
+        </w:rPr>
+        <w:t>Mineral dapat didefinisikan sebagai zat anorganik dengan struktur kristal yang teratur, pada dasarnya, jika mineral yang mengandung logam tersebar secara merata di kerak bumi, maka proses ekstraksi akan menjadi tidak mungkin secara ekonomis.</w:t>
+      </w:r>
+      <w:r>
+        <w:rPr>
+          <w:rFonts w:ascii="Times New Roman" w:eastAsia="Times New Roman" w:hAnsi="Times New Roman" w:cs="Times New Roman"/>
+          <w:sz w:val="24"/>
+          <w:szCs w:val="24"/>
+        </w:rPr>
+        <w:t xml:space="preserve"> Namun, beberapa mineral mengalami proses geologi yang membuat memungkinkan beberapa mineral berasosiasi dengan tipe batuan tertentu. Sehingga karena kondisi tersebut, endapan mineral sering ditemukan dalam konsentrasi yang mencukupi untuk dilakukan ekstraksi secara ekonomis, yang membuat endapan berubah menjadi bijih. </w:t>
       </w:r>
       <w:r>
         <w:rPr>
@@ -99,6 +108,7 @@
           <w:iCs/>
           <w:sz w:val="24"/>
           <w:szCs w:val="24"/>
+          <w:highlight w:val="yellow"/>
         </w:rPr>
         <w:t>Cut of Grade</w:t>
       </w:r>
@@ -160,6 +170,7 @@
           <w:color w:val="000000"/>
           <w:sz w:val="24"/>
           <w:szCs w:val="24"/>
+          <w:highlight w:val="yellow"/>
         </w:rPr>
         <w:t>Sumberdaya (</w:t>
       </w:r>
@@ -171,6 +182,7 @@
           <w:color w:val="000000"/>
           <w:sz w:val="24"/>
           <w:szCs w:val="24"/>
+          <w:highlight w:val="yellow"/>
         </w:rPr>
         <w:t>resources</w:t>
       </w:r>
@@ -180,8 +192,18 @@
           <w:color w:val="000000"/>
           <w:sz w:val="24"/>
           <w:szCs w:val="24"/>
-        </w:rPr>
-        <w:t>) adalah endapan yang berpotensi untuk bernilai ekonomis, dimana seiring dengan meningkatnya kepercayaan akan berubah secara berurutan dari tereka (</w:t>
+          <w:highlight w:val="yellow"/>
+        </w:rPr>
+        <w:t>)</w:t>
+      </w:r>
+      <w:r>
+        <w:rPr>
+          <w:rFonts w:ascii="Times New Roman" w:eastAsia="Times New Roman" w:hAnsi="Times New Roman" w:cs="Times New Roman"/>
+          <w:color w:val="000000"/>
+          <w:sz w:val="24"/>
+          <w:szCs w:val="24"/>
+        </w:rPr>
+        <w:t xml:space="preserve"> adalah endapan yang berpotensi untuk bernilai ekonomis, dimana seiring dengan meningkatnya kepercayaan akan berubah secara berurutan dari tereka (</w:t>
       </w:r>
       <w:r>
         <w:rPr>
@@ -273,6 +295,7 @@
           <w:color w:val="000000"/>
           <w:sz w:val="24"/>
           <w:szCs w:val="24"/>
+          <w:highlight w:val="yellow"/>
         </w:rPr>
         <w:t>Cadangan (</w:t>
       </w:r>
@@ -284,6 +307,7 @@
           <w:color w:val="000000"/>
           <w:sz w:val="24"/>
           <w:szCs w:val="24"/>
+          <w:highlight w:val="yellow"/>
         </w:rPr>
         <w:t>reserve</w:t>
       </w:r>
@@ -293,8 +317,18 @@
           <w:color w:val="000000"/>
           <w:sz w:val="24"/>
           <w:szCs w:val="24"/>
-        </w:rPr>
-        <w:t>) adalah endapan yang dinyatakan layak secara ekonomi untuk dilakukan proses ekstraksi, dimana seiring dengan meningkatnya kepercayaan akan berubah secara berurutan dari terkira (</w:t>
+          <w:highlight w:val="yellow"/>
+        </w:rPr>
+        <w:t>)</w:t>
+      </w:r>
+      <w:r>
+        <w:rPr>
+          <w:rFonts w:ascii="Times New Roman" w:eastAsia="Times New Roman" w:hAnsi="Times New Roman" w:cs="Times New Roman"/>
+          <w:color w:val="000000"/>
+          <w:sz w:val="24"/>
+          <w:szCs w:val="24"/>
+        </w:rPr>
+        <w:t xml:space="preserve"> adalah endapan yang dinyatakan layak secara ekonomi untuk dilakukan proses ekstraksi, dimana seiring dengan meningkatnya kepercayaan akan berubah secara berurutan dari terkira (</w:t>
       </w:r>
       <w:r>
         <w:rPr>
@@ -420,8 +454,18 @@
           <w:color w:val="000000"/>
           <w:sz w:val="24"/>
           <w:szCs w:val="24"/>
-        </w:rPr>
-        <w:t>Unsur native, merupakan mineral yang terdapat di alam dalam keadaan murni. Contohnya adalah tembaga, emas, perak, platinum, dan karbon.</w:t>
+          <w:highlight w:val="yellow"/>
+        </w:rPr>
+        <w:t>Unsur native</w:t>
+      </w:r>
+      <w:r>
+        <w:rPr>
+          <w:rFonts w:ascii="Times New Roman" w:eastAsia="Times New Roman" w:hAnsi="Times New Roman" w:cs="Times New Roman"/>
+          <w:color w:val="000000"/>
+          <w:sz w:val="24"/>
+          <w:szCs w:val="24"/>
+        </w:rPr>
+        <w:t>, merupakan mineral yang terdapat di alam dalam keadaan murni. Contohnya adalah tembaga, emas, perak, platinum, dan karbon.</w:t>
       </w:r>
     </w:p>
     <w:p>
@@ -457,8 +501,18 @@
           <w:color w:val="000000"/>
           <w:sz w:val="24"/>
           <w:szCs w:val="24"/>
-        </w:rPr>
-        <w:t xml:space="preserve">Silikat, merupakan mineral yang terbentuk dari kombinasi antara logam dengan atom silikon dan oksigen. Merupakan kelompok mineral dengan jumlah yang paling banyak di kerak bumi. Contohnya adalah feldspar, </w:t>
+          <w:highlight w:val="yellow"/>
+        </w:rPr>
+        <w:t>Silikat</w:t>
+      </w:r>
+      <w:r>
+        <w:rPr>
+          <w:rFonts w:ascii="Times New Roman" w:eastAsia="Times New Roman" w:hAnsi="Times New Roman" w:cs="Times New Roman"/>
+          <w:color w:val="000000"/>
+          <w:sz w:val="24"/>
+          <w:szCs w:val="24"/>
+        </w:rPr>
+        <w:t xml:space="preserve">, merupakan mineral yang terbentuk dari kombinasi antara logam dengan atom silikon dan oksigen. Merupakan kelompok mineral dengan jumlah yang paling banyak di kerak bumi. Contohnya adalah feldspar, </w:t>
       </w:r>
       <w:r>
         <w:rPr>
@@ -504,8 +558,18 @@
           <w:color w:val="000000"/>
           <w:sz w:val="24"/>
           <w:szCs w:val="24"/>
-        </w:rPr>
-        <w:t>Oksida, terbentuk dari kombinasi antara logam dengan oksigen. Termasuk didalamnya adalah jenis hidroksida. Merupakan jenis mineral yang paling penting karena banyak membentuk bijih dimana logam berharga dapat diekstrak. Biasanya banyak terbentuk di dekat permukaan bumi dan produk proses oksidasi. Contoh mineral oksida yang umum adalah hematit, magnetit, kromit, dan rutile.</w:t>
+          <w:highlight w:val="yellow"/>
+        </w:rPr>
+        <w:t>Oksida</w:t>
+      </w:r>
+      <w:r>
+        <w:rPr>
+          <w:rFonts w:ascii="Times New Roman" w:eastAsia="Times New Roman" w:hAnsi="Times New Roman" w:cs="Times New Roman"/>
+          <w:color w:val="000000"/>
+          <w:sz w:val="24"/>
+          <w:szCs w:val="24"/>
+        </w:rPr>
+        <w:t>, terbentuk dari kombinasi antara logam dengan oksigen. Termasuk didalamnya adalah jenis hidroksida. Merupakan jenis mineral yang paling penting karena banyak membentuk bijih dimana logam berharga dapat diekstrak. Biasanya banyak terbentuk di dekat permukaan bumi dan produk proses oksidasi. Contoh mineral oksida yang umum adalah hematit, magnetit, kromit, dan rutile.</w:t>
       </w:r>
     </w:p>
     <w:p>
@@ -541,8 +605,18 @@
           <w:color w:val="000000"/>
           <w:sz w:val="24"/>
           <w:szCs w:val="24"/>
-        </w:rPr>
-        <w:t>Sulfida, merupakan mineral yang berikatan dengan sulfur. Secara umum memiliki kilau metalik, densitas tinggi, dan kekerasan rendah. Banyak mineral sulfida sangat pentingsecara ekonomis. Contohnya adalah kalkopirit, sfalerit, galena, pirit, pentlandit. Kelompok mineral ini juga termasuk kelas selenida, telurida, arsenida, antimonida, bismuthinida, dan sulfosalt.</w:t>
+          <w:highlight w:val="yellow"/>
+        </w:rPr>
+        <w:t>Sulfida</w:t>
+      </w:r>
+      <w:r>
+        <w:rPr>
+          <w:rFonts w:ascii="Times New Roman" w:eastAsia="Times New Roman" w:hAnsi="Times New Roman" w:cs="Times New Roman"/>
+          <w:color w:val="000000"/>
+          <w:sz w:val="24"/>
+          <w:szCs w:val="24"/>
+        </w:rPr>
+        <w:t>, merupakan mineral yang berikatan dengan sulfur. Secara umum memiliki kilau metalik, densitas tinggi, dan kekerasan rendah. Banyak mineral sulfida sangat pentingsecara ekonomis. Contohnya adalah kalkopirit, sfalerit, galena, pirit, pentlandit. Kelompok mineral ini juga termasuk kelas selenida, telurida, arsenida, antimonida, bismuthinida, dan sulfosalt.</w:t>
       </w:r>
     </w:p>
     <w:p>
@@ -578,8 +652,18 @@
           <w:color w:val="000000"/>
           <w:sz w:val="24"/>
           <w:szCs w:val="24"/>
-        </w:rPr>
-        <w:t>Sulfat, merupakan mineral yang mengandung anion sulfat, terbentuk dari senyawa sulfur yang berikatan dengan logam dan oksigen. Cenderung bersifat lunak dan tembus cahaya. Banyak terbentuk di lingkungan evaporitik, urat hidrotermal, dan produk oksidasi sekunder mineral sulfida Contohnya adalah barit, anhidrit, gipsum, celestine. Kelompok mineral ini juga termasuk mineral kromat, molibdat, selenat, sulfit, telurat, dan tungstat</w:t>
+          <w:highlight w:val="yellow"/>
+        </w:rPr>
+        <w:t>Sulfat</w:t>
+      </w:r>
+      <w:r>
+        <w:rPr>
+          <w:rFonts w:ascii="Times New Roman" w:eastAsia="Times New Roman" w:hAnsi="Times New Roman" w:cs="Times New Roman"/>
+          <w:color w:val="000000"/>
+          <w:sz w:val="24"/>
+          <w:szCs w:val="24"/>
+        </w:rPr>
+        <w:t>, merupakan mineral yang mengandung anion sulfat, terbentuk dari senyawa sulfur yang berikatan dengan logam dan oksigen. Cenderung bersifat lunak dan tembus cahaya. Banyak terbentuk di lingkungan evaporitik, urat hidrotermal, dan produk oksidasi sekunder mineral sulfida Contohnya adalah barit, anhidrit, gipsum, celestine. Kelompok mineral ini juga termasuk mineral kromat, molibdat, selenat, sulfit, telurat, dan tungstat</w:t>
       </w:r>
     </w:p>
     <w:p>
@@ -615,8 +699,18 @@
           <w:color w:val="000000"/>
           <w:sz w:val="24"/>
           <w:szCs w:val="24"/>
-        </w:rPr>
-        <w:t>Halida, merupakan kelompok mineral yang terbentuk dari logam dengan unsur halogen seperti klorin, bromin, florin, dan iodin. Sifatnya sangat lunak dan larut dalam air. Banyak terbentuk di lingkungan evaporitik. Contohnya adalah florit, sylvit, dan sal amoniak. Kelompok ini juga termasuk mineral florida, klorida, dan iodida.</w:t>
+          <w:highlight w:val="yellow"/>
+        </w:rPr>
+        <w:t>Halida</w:t>
+      </w:r>
+      <w:r>
+        <w:rPr>
+          <w:rFonts w:ascii="Times New Roman" w:eastAsia="Times New Roman" w:hAnsi="Times New Roman" w:cs="Times New Roman"/>
+          <w:color w:val="000000"/>
+          <w:sz w:val="24"/>
+          <w:szCs w:val="24"/>
+        </w:rPr>
+        <w:t>, merupakan kelompok mineral yang terbentuk dari logam dengan unsur halogen seperti klorin, bromin, florin, dan iodin. Sifatnya sangat lunak dan larut dalam air. Banyak terbentuk di lingkungan evaporitik. Contohnya adalah florit, sylvit, dan sal amoniak. Kelompok ini juga termasuk mineral florida, klorida, dan iodida.</w:t>
       </w:r>
     </w:p>
     <w:p>
@@ -652,8 +746,18 @@
           <w:color w:val="000000"/>
           <w:sz w:val="24"/>
           <w:szCs w:val="24"/>
-        </w:rPr>
-        <w:t>Karbonat, merupakan kelompok mineral yang mengandung anion karbonat dan terbentuk dari karbon, oksigen, dan unsur metalik. Mineral karbonat banyak terbentuk di lingkungan laut dan karst. Contohnya adalah kalsit, aragonit, dolomit, dan siderit. kelompok mineral ini juga termasuk mineral nitrat dan borat.</w:t>
+          <w:highlight w:val="yellow"/>
+        </w:rPr>
+        <w:t>Karbonat</w:t>
+      </w:r>
+      <w:r>
+        <w:rPr>
+          <w:rFonts w:ascii="Times New Roman" w:eastAsia="Times New Roman" w:hAnsi="Times New Roman" w:cs="Times New Roman"/>
+          <w:color w:val="000000"/>
+          <w:sz w:val="24"/>
+          <w:szCs w:val="24"/>
+        </w:rPr>
+        <w:t>, merupakan kelompok mineral yang mengandung anion karbonat dan terbentuk dari karbon, oksigen, dan unsur metalik. Mineral karbonat banyak terbentuk di lingkungan laut dan karst. Contohnya adalah kalsit, aragonit, dolomit, dan siderit. kelompok mineral ini juga termasuk mineral nitrat dan borat.</w:t>
       </w:r>
     </w:p>
     <w:p>
@@ -689,8 +793,18 @@
           <w:color w:val="000000"/>
           <w:sz w:val="24"/>
           <w:szCs w:val="24"/>
-        </w:rPr>
-        <w:t>Fosfat, merupakan kelompok mineral yang terbentuk dari ion kompleks fosfat dengan unsur logam. Contohnya adalah apatit. Kelompok ini juga termasuk mineral fosfat, arsenat, vanadat, dan antimonat.</w:t>
+          <w:highlight w:val="yellow"/>
+        </w:rPr>
+        <w:t>Fosfat</w:t>
+      </w:r>
+      <w:r>
+        <w:rPr>
+          <w:rFonts w:ascii="Times New Roman" w:eastAsia="Times New Roman" w:hAnsi="Times New Roman" w:cs="Times New Roman"/>
+          <w:color w:val="000000"/>
+          <w:sz w:val="24"/>
+          <w:szCs w:val="24"/>
+        </w:rPr>
+        <w:t>, merupakan kelompok mineral yang terbentuk dari ion kompleks fosfat dengan unsur logam. Contohnya adalah apatit. Kelompok ini juga termasuk mineral fosfat, arsenat, vanadat, dan antimonat.</w:t>
       </w:r>
     </w:p>
     <w:p>
@@ -720,6 +834,7 @@
           <w:sz w:val="24"/>
           <w:szCs w:val="24"/>
         </w:rPr>
+        <w:lastRenderedPageBreak/>
         <w:t>(Ignou The People’s University, 2019)</w:t>
       </w:r>
     </w:p>
@@ -796,8 +911,38 @@
           <w:color w:val="000000"/>
           <w:sz w:val="24"/>
           <w:szCs w:val="24"/>
-        </w:rPr>
-        <w:t>Sampling merupakan proses pengambilan sampel (contoh) yang merupakan bagian atau sekumpulan material yang representatif. Sampel dapat menggambarkan dan mewakili berbagai karakteristik untuk tujuan inspeksi atau menunjukkan bukti-bukti kualitas, dan merupakan sebagian dari populasi stastistik dimana sifat-sifatnya telah dipelajari untuk mendapatkan informasi keseluruhan. Secara spesifik, sampel mewakili jenis batuan, formasi, atau badan bijih (endapan) dalam arti kualitatif dan kuantitatif dengan pemerian (deskripsi) termasuk lokasi dan komposisi dari batuan, formasi, atau badan bijih (endapan) tersebut.</w:t>
+          <w:highlight w:val="yellow"/>
+        </w:rPr>
+        <w:t>Sampling merupakan proses pengambilan sampel (contoh) yang merupakan bagian atau sekumpulan material yang representatif.</w:t>
+      </w:r>
+      <w:r>
+        <w:rPr>
+          <w:rFonts w:ascii="Times New Roman" w:eastAsia="Times New Roman" w:hAnsi="Times New Roman" w:cs="Times New Roman"/>
+          <w:color w:val="000000"/>
+          <w:sz w:val="24"/>
+          <w:szCs w:val="24"/>
+        </w:rPr>
+        <w:t xml:space="preserve"> Sampel dapat menggambarkan dan mewakili berbagai karakteristik untuk tujuan inspeksi atau menunjukkan bukti-bukti kualitas, dan merupakan sebagian dari populasi </w:t>
+      </w:r>
+      <w:proofErr w:type="spellStart"/>
+      <w:r>
+        <w:rPr>
+          <w:rFonts w:ascii="Times New Roman" w:eastAsia="Times New Roman" w:hAnsi="Times New Roman" w:cs="Times New Roman"/>
+          <w:color w:val="000000"/>
+          <w:sz w:val="24"/>
+          <w:szCs w:val="24"/>
+        </w:rPr>
+        <w:t>stastistik</w:t>
+      </w:r>
+      <w:proofErr w:type="spellEnd"/>
+      <w:r>
+        <w:rPr>
+          <w:rFonts w:ascii="Times New Roman" w:eastAsia="Times New Roman" w:hAnsi="Times New Roman" w:cs="Times New Roman"/>
+          <w:color w:val="000000"/>
+          <w:sz w:val="24"/>
+          <w:szCs w:val="24"/>
+        </w:rPr>
+        <w:t xml:space="preserve"> dimana sifat-sifatnya telah dipelajari untuk mendapatkan informasi keseluruhan. Secara spesifik, sampel mewakili jenis batuan, formasi, atau badan bijih (endapan) dalam arti kualitatif dan kuantitatif dengan pemerian (deskripsi) termasuk lokasi dan komposisi dari batuan, formasi, atau badan bijih (endapan) tersebut.</w:t>
       </w:r>
     </w:p>
     <w:p>
@@ -852,14 +997,16 @@
           <w:color w:val="000000"/>
           <w:sz w:val="24"/>
           <w:szCs w:val="24"/>
-        </w:rPr>
-      </w:pPr>
-      <w:r>
-        <w:rPr>
-          <w:rFonts w:ascii="Times New Roman" w:eastAsia="Times New Roman" w:hAnsi="Times New Roman" w:cs="Times New Roman"/>
-          <w:color w:val="000000"/>
-          <w:sz w:val="24"/>
-          <w:szCs w:val="24"/>
+          <w:highlight w:val="yellow"/>
+        </w:rPr>
+      </w:pPr>
+      <w:r>
+        <w:rPr>
+          <w:rFonts w:ascii="Times New Roman" w:eastAsia="Times New Roman" w:hAnsi="Times New Roman" w:cs="Times New Roman"/>
+          <w:color w:val="000000"/>
+          <w:sz w:val="24"/>
+          <w:szCs w:val="24"/>
+          <w:highlight w:val="yellow"/>
         </w:rPr>
         <w:t xml:space="preserve">Mewakili keseluruhan </w:t>
       </w:r>
@@ -916,14 +1063,16 @@
           <w:color w:val="000000"/>
           <w:sz w:val="24"/>
           <w:szCs w:val="24"/>
-        </w:rPr>
-      </w:pPr>
-      <w:r>
-        <w:rPr>
-          <w:rFonts w:ascii="Times New Roman" w:eastAsia="Times New Roman" w:hAnsi="Times New Roman" w:cs="Times New Roman"/>
-          <w:color w:val="000000"/>
-          <w:sz w:val="24"/>
-          <w:szCs w:val="24"/>
+          <w:highlight w:val="yellow"/>
+        </w:rPr>
+      </w:pPr>
+      <w:r>
+        <w:rPr>
+          <w:rFonts w:ascii="Times New Roman" w:eastAsia="Times New Roman" w:hAnsi="Times New Roman" w:cs="Times New Roman"/>
+          <w:color w:val="000000"/>
+          <w:sz w:val="24"/>
+          <w:szCs w:val="24"/>
+          <w:highlight w:val="yellow"/>
         </w:rPr>
         <w:t xml:space="preserve">Menentukan kualitas dan kuantitas mineral </w:t>
       </w:r>
@@ -980,14 +1129,16 @@
           <w:color w:val="000000"/>
           <w:sz w:val="24"/>
           <w:szCs w:val="24"/>
-        </w:rPr>
-      </w:pPr>
-      <w:r>
-        <w:rPr>
-          <w:rFonts w:ascii="Times New Roman" w:eastAsia="Times New Roman" w:hAnsi="Times New Roman" w:cs="Times New Roman"/>
-          <w:color w:val="000000"/>
-          <w:sz w:val="24"/>
-          <w:szCs w:val="24"/>
+          <w:highlight w:val="yellow"/>
+        </w:rPr>
+      </w:pPr>
+      <w:r>
+        <w:rPr>
+          <w:rFonts w:ascii="Times New Roman" w:eastAsia="Times New Roman" w:hAnsi="Times New Roman" w:cs="Times New Roman"/>
+          <w:color w:val="000000"/>
+          <w:sz w:val="24"/>
+          <w:szCs w:val="24"/>
+          <w:highlight w:val="yellow"/>
         </w:rPr>
         <w:t xml:space="preserve">Dasar perhitungan cadangan </w:t>
       </w:r>
@@ -1044,14 +1195,16 @@
           <w:color w:val="000000"/>
           <w:sz w:val="24"/>
           <w:szCs w:val="24"/>
-        </w:rPr>
-      </w:pPr>
-      <w:r>
-        <w:rPr>
-          <w:rFonts w:ascii="Times New Roman" w:eastAsia="Times New Roman" w:hAnsi="Times New Roman" w:cs="Times New Roman"/>
-          <w:color w:val="000000"/>
-          <w:sz w:val="24"/>
-          <w:szCs w:val="24"/>
+          <w:highlight w:val="yellow"/>
+        </w:rPr>
+      </w:pPr>
+      <w:r>
+        <w:rPr>
+          <w:rFonts w:ascii="Times New Roman" w:eastAsia="Times New Roman" w:hAnsi="Times New Roman" w:cs="Times New Roman"/>
+          <w:color w:val="000000"/>
+          <w:sz w:val="24"/>
+          <w:szCs w:val="24"/>
+          <w:highlight w:val="yellow"/>
         </w:rPr>
         <w:t xml:space="preserve">Pengambilan keputusan eksplorasi dan tambang </w:t>
       </w:r>
@@ -1164,8 +1317,18 @@
           <w:color w:val="000000"/>
           <w:sz w:val="24"/>
           <w:szCs w:val="24"/>
-        </w:rPr>
-        <w:t xml:space="preserve">Representatif Sampel harus mencerminkan karakteristik geologi secara akurat, baik dalam hal komposisi, ukuran partikel, maupun distribusi spasial. </w:t>
+          <w:highlight w:val="yellow"/>
+        </w:rPr>
+        <w:t>Representatif Sampel harus mencerminkan karakteristik geologi</w:t>
+      </w:r>
+      <w:r>
+        <w:rPr>
+          <w:rFonts w:ascii="Times New Roman" w:eastAsia="Times New Roman" w:hAnsi="Times New Roman" w:cs="Times New Roman"/>
+          <w:color w:val="000000"/>
+          <w:sz w:val="24"/>
+          <w:szCs w:val="24"/>
+        </w:rPr>
+        <w:t xml:space="preserve"> secara akurat, baik dalam hal komposisi, ukuran partikel, maupun distribusi spasial. </w:t>
       </w:r>
     </w:p>
     <w:p>
@@ -1185,14 +1348,19 @@
         <w:spacing w:before="21" w:after="0" w:line="360" w:lineRule="auto"/>
         <w:ind w:left="900" w:right="-9"/>
         <w:jc w:val="both"/>
-      </w:pPr>
-      <w:r>
-        <w:rPr>
-          <w:rFonts w:ascii="Times New Roman" w:eastAsia="Times New Roman" w:hAnsi="Times New Roman" w:cs="Times New Roman"/>
-          <w:color w:val="000000"/>
-          <w:sz w:val="24"/>
-          <w:szCs w:val="24"/>
-        </w:rPr>
+        <w:rPr>
+          <w:highlight w:val="yellow"/>
+        </w:rPr>
+      </w:pPr>
+      <w:r>
+        <w:rPr>
+          <w:rFonts w:ascii="Times New Roman" w:eastAsia="Times New Roman" w:hAnsi="Times New Roman" w:cs="Times New Roman"/>
+          <w:color w:val="000000"/>
+          <w:sz w:val="24"/>
+          <w:szCs w:val="24"/>
+          <w:highlight w:val="yellow"/>
+        </w:rPr>
+        <w:lastRenderedPageBreak/>
         <w:t xml:space="preserve">Minim Bias Prosedur sampling harus dilakukan untuk meminimalkan kesalahan sistematik atau ketidakterwakilan data akibat teknik yang tidak tepat. </w:t>
       </w:r>
     </w:p>
@@ -1309,7 +1477,26 @@
           <w:sz w:val="24"/>
           <w:szCs w:val="24"/>
         </w:rPr>
-        <w:t xml:space="preserve">Pola pengambilan sampel ditentukan oleh sifat dan geometri mineralisasi, yaitu ukuran, bentuk, orientasi, dan distribusinya. Pola ini dapat bersifat acak atau sistematis, acak selama penyelidikan awal dan sistematis selama eksplorasi detail/penyelidikan target. Jarak pengambilan sampel adalah fungsi matematika yang ditentukan oleh koefisien variabilitas (rasio deviasi standar terhadap rata-rata) mineralisasi atau dengan kata lain derajat homogenitas/ heterogenitas mineralisasi. Tabel 1 menyediakan rentang nilai koefisien variabilitas untuk berbagai jenis mineralisasi. </w:t>
+        <w:t xml:space="preserve">Pola pengambilan sampel ditentukan oleh sifat dan geometri mineralisasi, yaitu ukuran, bentuk, orientasi, dan distribusinya. Pola ini dapat bersifat acak atau sistematis, acak selama penyelidikan awal dan sistematis selama eksplorasi detail/penyelidikan target. Jarak pengambilan sampel adalah fungsi matematika yang ditentukan oleh koefisien variabilitas (rasio deviasi standar terhadap rata-rata) mineralisasi atau dengan kata lain derajat homogenitas/ heterogenitas mineralisasi. </w:t>
+      </w:r>
+      <w:r>
+        <w:rPr>
+          <w:rFonts w:ascii="Times New Roman" w:eastAsia="Times New Roman" w:hAnsi="Times New Roman" w:cs="Times New Roman"/>
+          <w:color w:val="000000"/>
+          <w:sz w:val="24"/>
+          <w:szCs w:val="24"/>
+          <w:highlight w:val="yellow"/>
+        </w:rPr>
+        <w:t>Tabel 1 menyediakan rentang nilai koefisien variabilitas untuk berbagai jenis mineralisasi.</w:t>
+      </w:r>
+      <w:r>
+        <w:rPr>
+          <w:rFonts w:ascii="Times New Roman" w:eastAsia="Times New Roman" w:hAnsi="Times New Roman" w:cs="Times New Roman"/>
+          <w:color w:val="000000"/>
+          <w:sz w:val="24"/>
+          <w:szCs w:val="24"/>
+        </w:rPr>
+        <w:t xml:space="preserve"> </w:t>
       </w:r>
     </w:p>
     <w:p>
@@ -1571,7 +1758,17 @@
           <w:sz w:val="24"/>
           <w:szCs w:val="24"/>
         </w:rPr>
-        <w:t>Karena sampel merupakan sesuatu yang akan diteliti dan harus merepresentativekan populasinya.</w:t>
+        <w:t xml:space="preserve">Karena sampel merupakan sesuatu yang akan diteliti dan harus </w:t>
+      </w:r>
+      <w:r>
+        <w:rPr>
+          <w:rFonts w:ascii="Times New Roman" w:eastAsia="Times New Roman" w:hAnsi="Times New Roman" w:cs="Times New Roman"/>
+          <w:color w:val="000000"/>
+          <w:sz w:val="24"/>
+          <w:szCs w:val="24"/>
+        </w:rPr>
+        <w:lastRenderedPageBreak/>
+        <w:t>merepresentativekan populasinya.</w:t>
       </w:r>
     </w:p>
     <w:p>
@@ -1754,7 +1951,16 @@
           <w:sz w:val="24"/>
           <w:szCs w:val="24"/>
         </w:rPr>
-        <w:t xml:space="preserve">Penetuan metode sampling merupakan suatu hal yang sangat penting dilakukan. Hal ini karena dengan pemilihan metode yang tepat, diharapkan dapat menghasilkan sampel yang representative dengan biaya yang murah. Dalam penerapan eksplorasi di lapangan, metode sampling yang digunakan terdapat beberapa jenis, yaitu Chip sampling, </w:t>
+        <w:t xml:space="preserve">Penetuan metode sampling merupakan suatu hal yang sangat penting dilakukan. Hal ini karena dengan pemilihan metode yang tepat, diharapkan dapat menghasilkan sampel yang representative dengan biaya yang murah. Dalam penerapan eksplorasi di lapangan, metode sampling yang digunakan terdapat beberapa jenis, yaitu </w:t>
+      </w:r>
+      <w:r>
+        <w:rPr>
+          <w:rFonts w:ascii="Times New Roman" w:eastAsia="Times New Roman" w:hAnsi="Times New Roman" w:cs="Times New Roman"/>
+          <w:sz w:val="24"/>
+          <w:szCs w:val="24"/>
+          <w:highlight w:val="yellow"/>
+        </w:rPr>
+        <w:t xml:space="preserve">Chip sampling, </w:t>
       </w:r>
       <w:r>
         <w:rPr>
@@ -1763,6 +1969,7 @@
           <w:iCs/>
           <w:sz w:val="24"/>
           <w:szCs w:val="24"/>
+          <w:highlight w:val="yellow"/>
         </w:rPr>
         <w:t>Channel sampling</w:t>
       </w:r>
@@ -1771,6 +1978,7 @@
           <w:rFonts w:ascii="Times New Roman" w:eastAsia="Times New Roman" w:hAnsi="Times New Roman" w:cs="Times New Roman"/>
           <w:sz w:val="24"/>
           <w:szCs w:val="24"/>
+          <w:highlight w:val="yellow"/>
         </w:rPr>
         <w:t xml:space="preserve">, </w:t>
       </w:r>
@@ -1781,6 +1989,7 @@
           <w:iCs/>
           <w:sz w:val="24"/>
           <w:szCs w:val="24"/>
+          <w:highlight w:val="yellow"/>
         </w:rPr>
         <w:t>Grab sampling</w:t>
       </w:r>
@@ -1789,6 +1998,7 @@
           <w:rFonts w:ascii="Times New Roman" w:eastAsia="Times New Roman" w:hAnsi="Times New Roman" w:cs="Times New Roman"/>
           <w:sz w:val="24"/>
           <w:szCs w:val="24"/>
+          <w:highlight w:val="yellow"/>
         </w:rPr>
         <w:t xml:space="preserve">, </w:t>
       </w:r>
@@ -1799,6 +2009,7 @@
           <w:iCs/>
           <w:sz w:val="24"/>
           <w:szCs w:val="24"/>
+          <w:highlight w:val="yellow"/>
         </w:rPr>
         <w:t>Bulk sampling</w:t>
       </w:r>
@@ -1807,6 +2018,7 @@
           <w:rFonts w:ascii="Times New Roman" w:eastAsia="Times New Roman" w:hAnsi="Times New Roman" w:cs="Times New Roman"/>
           <w:sz w:val="24"/>
           <w:szCs w:val="24"/>
+          <w:highlight w:val="yellow"/>
         </w:rPr>
         <w:t xml:space="preserve">, </w:t>
       </w:r>
@@ -1817,6 +2029,7 @@
           <w:iCs/>
           <w:sz w:val="24"/>
           <w:szCs w:val="24"/>
+          <w:highlight w:val="yellow"/>
         </w:rPr>
         <w:t xml:space="preserve">pit </w:t>
       </w:r>
@@ -1825,6 +2038,7 @@
           <w:rFonts w:ascii="Times New Roman" w:eastAsia="Times New Roman" w:hAnsi="Times New Roman" w:cs="Times New Roman"/>
           <w:sz w:val="24"/>
           <w:szCs w:val="24"/>
+          <w:highlight w:val="yellow"/>
         </w:rPr>
         <w:t xml:space="preserve">and </w:t>
       </w:r>
@@ -1835,6 +2049,7 @@
           <w:iCs/>
           <w:sz w:val="24"/>
           <w:szCs w:val="24"/>
+          <w:highlight w:val="yellow"/>
         </w:rPr>
         <w:t>Trenching sampling</w:t>
       </w:r>
@@ -1843,6 +2058,7 @@
           <w:rFonts w:ascii="Times New Roman" w:eastAsia="Times New Roman" w:hAnsi="Times New Roman" w:cs="Times New Roman"/>
           <w:sz w:val="24"/>
           <w:szCs w:val="24"/>
+          <w:highlight w:val="yellow"/>
         </w:rPr>
         <w:t xml:space="preserve">, </w:t>
       </w:r>
@@ -1853,6 +2069,7 @@
           <w:iCs/>
           <w:sz w:val="24"/>
           <w:szCs w:val="24"/>
+          <w:highlight w:val="yellow"/>
         </w:rPr>
         <w:t>Drillholes sampling</w:t>
       </w:r>
@@ -1871,6 +2088,7 @@
           <w:iCs/>
           <w:sz w:val="24"/>
           <w:szCs w:val="24"/>
+          <w:highlight w:val="yellow"/>
         </w:rPr>
         <w:t xml:space="preserve">Coning </w:t>
       </w:r>
@@ -1879,6 +2097,7 @@
           <w:rFonts w:ascii="Times New Roman" w:eastAsia="Times New Roman" w:hAnsi="Times New Roman" w:cs="Times New Roman"/>
           <w:sz w:val="24"/>
           <w:szCs w:val="24"/>
+          <w:highlight w:val="yellow"/>
         </w:rPr>
         <w:t xml:space="preserve">and </w:t>
       </w:r>
@@ -1889,6 +2108,7 @@
           <w:iCs/>
           <w:sz w:val="24"/>
           <w:szCs w:val="24"/>
+          <w:highlight w:val="yellow"/>
         </w:rPr>
         <w:t>Quartering</w:t>
       </w:r>
@@ -1897,6 +2117,7 @@
           <w:rFonts w:ascii="Times New Roman" w:eastAsia="Times New Roman" w:hAnsi="Times New Roman" w:cs="Times New Roman"/>
           <w:sz w:val="24"/>
           <w:szCs w:val="24"/>
+          <w:highlight w:val="yellow"/>
         </w:rPr>
         <w:t xml:space="preserve">, </w:t>
       </w:r>
@@ -1907,6 +2128,7 @@
           <w:iCs/>
           <w:sz w:val="24"/>
           <w:szCs w:val="24"/>
+          <w:highlight w:val="yellow"/>
         </w:rPr>
         <w:t>Sample Splitter</w:t>
       </w:r>
@@ -1915,6 +2137,7 @@
           <w:rFonts w:ascii="Times New Roman" w:eastAsia="Times New Roman" w:hAnsi="Times New Roman" w:cs="Times New Roman"/>
           <w:sz w:val="24"/>
           <w:szCs w:val="24"/>
+          <w:highlight w:val="yellow"/>
         </w:rPr>
         <w:t xml:space="preserve">, </w:t>
       </w:r>
@@ -1925,6 +2148,7 @@
           <w:iCs/>
           <w:sz w:val="24"/>
           <w:szCs w:val="24"/>
+          <w:highlight w:val="yellow"/>
         </w:rPr>
         <w:t>Rotary Riffle</w:t>
       </w:r>
@@ -1933,6 +2157,7 @@
           <w:rFonts w:ascii="Times New Roman" w:eastAsia="Times New Roman" w:hAnsi="Times New Roman" w:cs="Times New Roman"/>
           <w:sz w:val="24"/>
           <w:szCs w:val="24"/>
+          <w:highlight w:val="yellow"/>
         </w:rPr>
         <w:t xml:space="preserve">, dan </w:t>
       </w:r>
@@ -1943,6 +2168,7 @@
           <w:iCs/>
           <w:sz w:val="24"/>
           <w:szCs w:val="24"/>
+          <w:highlight w:val="yellow"/>
         </w:rPr>
         <w:t>Automatic Sampling</w:t>
       </w:r>
@@ -1951,6 +2177,7 @@
           <w:rFonts w:ascii="Times New Roman" w:eastAsia="Times New Roman" w:hAnsi="Times New Roman" w:cs="Times New Roman"/>
           <w:sz w:val="24"/>
           <w:szCs w:val="24"/>
+          <w:highlight w:val="yellow"/>
         </w:rPr>
         <w:t>.</w:t>
       </w:r>
@@ -1982,7 +2209,17 @@
           <w:sz w:val="24"/>
           <w:szCs w:val="24"/>
         </w:rPr>
-        <w:t>Beberapa contoh alat yang biasa digunakan dalam sampling adalah sebagai berikut;</w:t>
+        <w:t xml:space="preserve">Beberapa contoh alat yang biasa digunakan dalam sampling adalah sebagai </w:t>
+      </w:r>
+      <w:r>
+        <w:rPr>
+          <w:rFonts w:ascii="Times New Roman" w:eastAsia="Times New Roman" w:hAnsi="Times New Roman" w:cs="Times New Roman"/>
+          <w:color w:val="000000"/>
+          <w:sz w:val="24"/>
+          <w:szCs w:val="24"/>
+        </w:rPr>
+        <w:lastRenderedPageBreak/>
+        <w:t>berikut;</w:t>
       </w:r>
     </w:p>
     <w:p>
@@ -2315,6 +2552,7 @@
           <w:sz w:val="24"/>
           <w:szCs w:val="24"/>
         </w:rPr>
+        <w:lastRenderedPageBreak/>
         <w:drawing>
           <wp:inline distT="0" distB="0" distL="0" distR="0" wp14:anchorId="749F51EE" wp14:editId="69820031">
             <wp:extent cx="2767330" cy="1829435"/>
@@ -2961,6 +3199,7 @@
           <w:sz w:val="24"/>
           <w:szCs w:val="24"/>
         </w:rPr>
+        <w:lastRenderedPageBreak/>
         <w:t>Material akan terbagi menjadi 2 bagian yang sama banyak</w:t>
       </w:r>
     </w:p>
@@ -3473,7 +3712,17 @@
           <w:sz w:val="24"/>
           <w:szCs w:val="24"/>
         </w:rPr>
-        <w:t>Keunggulan: konstruksi yang simpel. Perawatan mudah, membutuhkan tempat yang kecil</w:t>
+        <w:t xml:space="preserve">Keunggulan: konstruksi yang simpel. Perawatan mudah, membutuhkan </w:t>
+      </w:r>
+      <w:r>
+        <w:rPr>
+          <w:rFonts w:ascii="Times New Roman" w:eastAsia="Times New Roman" w:hAnsi="Times New Roman" w:cs="Times New Roman"/>
+          <w:color w:val="000000"/>
+          <w:sz w:val="24"/>
+          <w:szCs w:val="24"/>
+        </w:rPr>
+        <w:lastRenderedPageBreak/>
+        <w:t>tempat yang kecil</w:t>
       </w:r>
     </w:p>
     <w:p>
@@ -3889,6 +4138,18 @@
         </w:rPr>
         <w:t>Elektrik Sampling</w:t>
       </w:r>
+      <w:r>
+        <w:rPr>
+          <w:rFonts w:ascii="Times New Roman" w:eastAsia="Times New Roman" w:hAnsi="Times New Roman" w:cs="Times New Roman"/>
+          <w:i/>
+          <w:iCs/>
+          <w:color w:val="000000"/>
+          <w:sz w:val="24"/>
+          <w:szCs w:val="24"/>
+          <w:lang w:val="en-US"/>
+        </w:rPr>
+        <w:t xml:space="preserve"> ini bukanya jadinya analis ?</w:t>
+      </w:r>
     </w:p>
     <w:p>
       <w:pPr>
@@ -3998,6 +4259,7 @@
           <w:sz w:val="24"/>
           <w:szCs w:val="24"/>
         </w:rPr>
+        <w:lastRenderedPageBreak/>
         <w:t>Probe Elektronik: Dimasukkan langsung ke dalam aliran material untuk mengukur parameter seperti kelembaban, kepadatan, atau komposisi kimia.</w:t>
       </w:r>
     </w:p>
@@ -4159,7 +4421,26 @@
           <w:sz w:val="24"/>
           <w:szCs w:val="24"/>
         </w:rPr>
-        <w:t>Ada beberapa cara untuk pengambilan sampel metalurgi secara umum, adalah sebagai berikut:</w:t>
+        <w:t xml:space="preserve">Ada beberapa cara untuk pengambilan </w:t>
+      </w:r>
+      <w:r>
+        <w:rPr>
+          <w:rFonts w:ascii="Times New Roman" w:eastAsia="Times New Roman" w:hAnsi="Times New Roman" w:cs="Times New Roman"/>
+          <w:color w:val="000000"/>
+          <w:sz w:val="24"/>
+          <w:szCs w:val="24"/>
+          <w:highlight w:val="yellow"/>
+        </w:rPr>
+        <w:t>sampel metalurgi secara umum</w:t>
+      </w:r>
+      <w:r>
+        <w:rPr>
+          <w:rFonts w:ascii="Times New Roman" w:eastAsia="Times New Roman" w:hAnsi="Times New Roman" w:cs="Times New Roman"/>
+          <w:color w:val="000000"/>
+          <w:sz w:val="24"/>
+          <w:szCs w:val="24"/>
+        </w:rPr>
+        <w:t>, adalah sebagai berikut:</w:t>
       </w:r>
     </w:p>
     <w:p>
@@ -4412,6 +4693,7 @@
         <w:rPr>
           <w:noProof/>
         </w:rPr>
+        <w:lastRenderedPageBreak/>
         <w:drawing>
           <wp:anchor distT="0" distB="0" distL="0" distR="0" simplePos="0" relativeHeight="251663360" behindDoc="0" locked="0" layoutInCell="1" hidden="0" allowOverlap="1" wp14:anchorId="0D1C6AE7" wp14:editId="0D60AE5B">
             <wp:simplePos x="0" y="0"/>
@@ -4776,7 +5058,17 @@
           <w:sz w:val="24"/>
           <w:szCs w:val="24"/>
         </w:rPr>
-        <w:t>Sampling dari lelehan produk smelter cukup sulit dilakukan, penggunaan cutter tidak mungkin dilakukan, sehingga dapat menggunakan ladle untuk mengambil sampel. Tetapi karena dalam bentuk cair, sampel dari produk smelter lebih homogen dari sampel  padatan. Pengambilan sampel untuk residu dan limbah lebih sulit karena sampel yang cukup kasar sehingga diperlukan proses penghancuran</w:t>
+        <w:t xml:space="preserve">Sampling dari lelehan produk smelter cukup sulit dilakukan, </w:t>
+      </w:r>
+      <w:r>
+        <w:rPr>
+          <w:rFonts w:ascii="Times New Roman" w:eastAsia="Times New Roman" w:hAnsi="Times New Roman" w:cs="Times New Roman"/>
+          <w:color w:val="000000"/>
+          <w:sz w:val="24"/>
+          <w:szCs w:val="24"/>
+        </w:rPr>
+        <w:lastRenderedPageBreak/>
+        <w:t>penggunaan cutter tidak mungkin dilakukan, sehingga dapat menggunakan ladle untuk mengambil sampel. Tetapi karena dalam bentuk cair, sampel dari produk smelter lebih homogen dari sampel  padatan. Pengambilan sampel untuk residu dan limbah lebih sulit karena sampel yang cukup kasar sehingga diperlukan proses penghancuran</w:t>
       </w:r>
     </w:p>
     <w:p>
@@ -5147,7 +5439,17 @@
           <w:sz w:val="24"/>
           <w:szCs w:val="24"/>
         </w:rPr>
-        <w:t>Serupa dengan cara pengambilan sampel dari stockpile, sulit untuk mengambil sampel bijih, konsentrat, matte yang representatif dari kapal. Sampel pada bagian bawah tidak dapat diambil. Sampel harus diambil ketika proses loading dan unloading. Sedangkan untuk sampel dari truk dan gerbong kereta, karena ukurannya yang lebih kecil, memungkinkan untuk digunakan spear sampler. Tetapi, sampel harus diambil beberapa kali dan spear harus menembus hingga kedalam. Hal ini hanya berlaku untuk material yang halus dan lembab, tidak dapat dilakukan untuk material yang kering dan kasar.</w:t>
+        <w:t xml:space="preserve">Serupa dengan cara pengambilan sampel dari stockpile, sulit untuk mengambil sampel bijih, konsentrat, matte yang representatif dari kapal. </w:t>
+      </w:r>
+      <w:r>
+        <w:rPr>
+          <w:rFonts w:ascii="Times New Roman" w:eastAsia="Times New Roman" w:hAnsi="Times New Roman" w:cs="Times New Roman"/>
+          <w:color w:val="000000"/>
+          <w:sz w:val="24"/>
+          <w:szCs w:val="24"/>
+        </w:rPr>
+        <w:lastRenderedPageBreak/>
+        <w:t>Sampel pada bagian bawah tidak dapat diambil. Sampel harus diambil ketika proses loading dan unloading. Sedangkan untuk sampel dari truk dan gerbong kereta, karena ukurannya yang lebih kecil, memungkinkan untuk digunakan spear sampler. Tetapi, sampel harus diambil beberapa kali dan spear harus menembus hingga kedalam. Hal ini hanya berlaku untuk material yang halus dan lembab, tidak dapat dilakukan untuk material yang kering dan kasar.</w:t>
       </w:r>
     </w:p>
     <w:p>
@@ -5474,6 +5776,7 @@
           <w:sz w:val="24"/>
           <w:szCs w:val="24"/>
         </w:rPr>
+        <w:lastRenderedPageBreak/>
         <w:t>Heterogenitas Material</w:t>
       </w:r>
     </w:p>
@@ -6144,7 +6447,17 @@
           <w:szCs w:val="24"/>
         </w:rPr>
         <w:tab/>
-        <w:t>digunakan di laboratorium untuk mempersiapkan dan menganalisis sampel harus konsisten dan standar.</w:t>
+        <w:t xml:space="preserve">digunakan di </w:t>
+      </w:r>
+      <w:r>
+        <w:rPr>
+          <w:rFonts w:ascii="Times New Roman" w:eastAsia="Times New Roman" w:hAnsi="Times New Roman" w:cs="Times New Roman"/>
+          <w:color w:val="000000"/>
+          <w:sz w:val="24"/>
+          <w:szCs w:val="24"/>
+        </w:rPr>
+        <w:lastRenderedPageBreak/>
+        <w:t>laboratorium untuk mempersiapkan dan menganalisis sampel harus konsisten dan standar.</w:t>
       </w:r>
     </w:p>
     <w:p>
@@ -6672,6 +6985,7 @@
           <w:sz w:val="24"/>
           <w:szCs w:val="24"/>
         </w:rPr>
+        <w:lastRenderedPageBreak/>
         <w:t xml:space="preserve">Increment Delimitation Error (DE) </w:t>
       </w:r>
     </w:p>
@@ -7227,6 +7541,7 @@
           <w:sz w:val="24"/>
           <w:szCs w:val="24"/>
         </w:rPr>
+        <w:lastRenderedPageBreak/>
         <w:t xml:space="preserve">Menggunakan alat sampling yang mampu mengambil semua material dalam batas increment yang ditentukan. </w:t>
       </w:r>
     </w:p>
@@ -7513,8 +7828,18 @@
           <w:color w:val="000000"/>
           <w:sz w:val="24"/>
           <w:szCs w:val="24"/>
-        </w:rPr>
-        <w:t>Beberapa metode yang digunakan untuk melakukan pengujian dan karakterisasi terhadap sampel representatif yang telah diperoleh adalah sebagai berikut:</w:t>
+          <w:highlight w:val="yellow"/>
+        </w:rPr>
+        <w:t>Beberapa metode yang digunakan untuk melakukan pengujian dan karakterisasi</w:t>
+      </w:r>
+      <w:r>
+        <w:rPr>
+          <w:rFonts w:ascii="Times New Roman" w:eastAsia="Times New Roman" w:hAnsi="Times New Roman" w:cs="Times New Roman"/>
+          <w:color w:val="000000"/>
+          <w:sz w:val="24"/>
+          <w:szCs w:val="24"/>
+        </w:rPr>
+        <w:t xml:space="preserve"> terhadap sampel representatif yang telah diperoleh adalah sebagai berikut:</w:t>
       </w:r>
     </w:p>
     <w:p>
@@ -7624,8 +7949,18 @@
           <w:color w:val="000000"/>
           <w:sz w:val="24"/>
           <w:szCs w:val="24"/>
-        </w:rPr>
-        <w:t>XRF (X-Ray Fluorescence), adalah salah satu metode analisis untuk mengetahui komposisi unsur/elemen pada suatu bahan/sampel secara cepat. Prinsip yang digunakan dalam penentuan unsur/elemen berdasarkan interaksi sinar X dengan bahan/sampel.</w:t>
+          <w:highlight w:val="yellow"/>
+        </w:rPr>
+        <w:t>XRF (X-Ray Fluorescence),</w:t>
+      </w:r>
+      <w:r>
+        <w:rPr>
+          <w:rFonts w:ascii="Times New Roman" w:eastAsia="Times New Roman" w:hAnsi="Times New Roman" w:cs="Times New Roman"/>
+          <w:color w:val="000000"/>
+          <w:sz w:val="24"/>
+          <w:szCs w:val="24"/>
+        </w:rPr>
+        <w:t xml:space="preserve"> adalah salah satu metode analisis untuk mengetahui komposisi unsur/elemen pada suatu bahan/sampel secara cepat. Prinsip yang digunakan dalam penentuan unsur/elemen berdasarkan interaksi sinar X dengan bahan/sampel.</w:t>
       </w:r>
     </w:p>
     <w:p>
@@ -7662,7 +7997,17 @@
           <w:sz w:val="24"/>
           <w:szCs w:val="24"/>
         </w:rPr>
-        <w:t>XRD (X-Ray Difraction), adalah metode analisis yang memanfaatkan difraksi sinar-X untuk mengidentifikasi struktur kristal dari suatu bahan.</w:t>
+        <w:t xml:space="preserve">XRD (X-Ray Difraction), adalah metode analisis yang memanfaatkan </w:t>
+      </w:r>
+      <w:r>
+        <w:rPr>
+          <w:rFonts w:ascii="Times New Roman" w:eastAsia="Times New Roman" w:hAnsi="Times New Roman" w:cs="Times New Roman"/>
+          <w:color w:val="000000"/>
+          <w:sz w:val="24"/>
+          <w:szCs w:val="24"/>
+        </w:rPr>
+        <w:lastRenderedPageBreak/>
+        <w:t>difraksi sinar-X untuk mengidentifikasi struktur kristal dari suatu bahan.</w:t>
       </w:r>
     </w:p>
     <w:p>
@@ -7808,6 +8153,7 @@
           <w:color w:val="000000"/>
           <w:sz w:val="24"/>
           <w:szCs w:val="24"/>
+          <w:highlight w:val="yellow"/>
         </w:rPr>
         <w:t>Proses sampling erat kaitanya dengan statistika, statistika digunakan untuk mengolah data hasil sampling yang bertujuan untuk:</w:t>
       </w:r>
@@ -8176,6 +8522,7 @@
           <w:sz w:val="24"/>
           <w:szCs w:val="24"/>
         </w:rPr>
+        <w:lastRenderedPageBreak/>
         <w:t>Regresi dan Korelasi: Menggunakan data sampel untuk mengevaluasi hubungan antara dua atau lebih variabel dan membuat model prediktif yang dapat digunakan untuk memprediksi nilai dari variabel tergantung berdasarkan variabel independen</w:t>
       </w:r>
     </w:p>
@@ -8383,6 +8730,7 @@
           <w:sz w:val="24"/>
           <w:szCs w:val="24"/>
         </w:rPr>
+        <w:lastRenderedPageBreak/>
         <w:t>Tabel 1. Data Hasil Pengujian Grain Counting dan Derajat Liberasi pada Beberapa Fraksi ukuran</w:t>
       </w:r>
     </w:p>
@@ -9723,7 +10071,7 @@
 </file>
 
 <file path=word/numbering.xml><?xml version="1.0" encoding="utf-8"?>
-<w:numbering xmlns:wpc="http://schemas.microsoft.com/office/word/2010/wordprocessingCanvas" xmlns:cx="http://schemas.microsoft.com/office/drawing/2014/chartex" xmlns:cx1="http://schemas.microsoft.com/office/drawing/2015/9/8/chartex" xmlns:cx2="http://schemas.microsoft.com/office/drawing/2015/10/21/chartex" xmlns:cx3="http://schemas.microsoft.com/office/drawing/2016/5/9/chartex" xmlns:cx4="http://schemas.microsoft.com/office/drawing/2016/5/10/chartex" xmlns:cx5="http://schemas.microsoft.com/office/drawing/2016/5/11/chartex" xmlns:cx6="http://schemas.microsoft.com/office/drawing/2016/5/12/chartex" xmlns:cx7="http://schemas.microsoft.com/office/drawing/2016/5/13/chartex" xmlns:cx8="http://schemas.microsoft.com/office/drawing/2016/5/14/chartex" xmlns:mc="http://schemas.openxmlformats.org/markup-compatibility/2006" xmlns:aink="http://schemas.microsoft.com/office/drawing/2016/ink" xmlns:am3d="http://schemas.microsoft.com/office/drawing/2017/model3d" xmlns:o="urn:schemas-microsoft-com:office:office" xmlns:oel="http://schemas.microsoft.com/office/2019/extlst" xmlns:r="http://schemas.openxmlformats.org/officeDocument/2006/relationships" xmlns:m="http://schemas.openxmlformats.org/officeDocument/2006/math" xmlns:v="urn:schemas-microsoft-com:vml" xmlns:wp14="http://schemas.microsoft.com/office/word/2010/wordprocessingDrawing" xmlns:wp="http://schemas.openxmlformats.org/drawingml/2006/wordprocessingDrawing" xmlns:w10="urn:schemas-microsoft-com:office:word" xmlns:w="http://schemas.openxmlformats.org/wordprocessingml/2006/main" xmlns:w14="http://schemas.microsoft.com/office/word/2010/wordml" xmlns:w15="http://schemas.microsoft.com/office/word/2012/wordml" xmlns:w16cex="http://schemas.microsoft.com/office/word/2018/wordml/cex" xmlns:w16cid="http://schemas.microsoft.com/office/word/2016/wordml/cid" xmlns:w16="http://schemas.microsoft.com/office/word/2018/wordml" xmlns:w16du="http://schemas.microsoft.com/office/word/2023/wordml/word16du" xmlns:w16sdtdh="http://schemas.microsoft.com/office/word/2020/wordml/sdtdatahash" xmlns:w16se="http://schemas.microsoft.com/office/word/2015/wordml/symex" xmlns:wpg="http://schemas.microsoft.com/office/word/2010/wordprocessingGroup" xmlns:wpi="http://schemas.microsoft.com/office/word/2010/wordprocessingInk" xmlns:wne="http://schemas.microsoft.com/office/word/2006/wordml" xmlns:wps="http://schemas.microsoft.com/office/word/2010/wordprocessingShape" mc:Ignorable="w14 w15 w16se w16cid w16 w16cex w16sdtdh wp14">
+<w:numbering xmlns:wpc="http://schemas.microsoft.com/office/word/2010/wordprocessingCanvas" xmlns:cx="http://schemas.microsoft.com/office/drawing/2014/chartex" xmlns:cx1="http://schemas.microsoft.com/office/drawing/2015/9/8/chartex" xmlns:cx2="http://schemas.microsoft.com/office/drawing/2015/10/21/chartex" xmlns:cx3="http://schemas.microsoft.com/office/drawing/2016/5/9/chartex" xmlns:cx4="http://schemas.microsoft.com/office/drawing/2016/5/10/chartex" xmlns:cx5="http://schemas.microsoft.com/office/drawing/2016/5/11/chartex" xmlns:cx6="http://schemas.microsoft.com/office/drawing/2016/5/12/chartex" xmlns:cx7="http://schemas.microsoft.com/office/drawing/2016/5/13/chartex" xmlns:cx8="http://schemas.microsoft.com/office/drawing/2016/5/14/chartex" xmlns:mc="http://schemas.openxmlformats.org/markup-compatibility/2006" xmlns:aink="http://schemas.microsoft.com/office/drawing/2016/ink" xmlns:am3d="http://schemas.microsoft.com/office/drawing/2017/model3d" xmlns:o="urn:schemas-microsoft-com:office:office" xmlns:r="http://schemas.openxmlformats.org/officeDocument/2006/relationships" xmlns:m="http://schemas.openxmlformats.org/officeDocument/2006/math" xmlns:v="urn:schemas-microsoft-com:vml" xmlns:wp14="http://schemas.microsoft.com/office/word/2010/wordprocessingDrawing" xmlns:wp="http://schemas.openxmlformats.org/drawingml/2006/wordprocessingDrawing" xmlns:w10="urn:schemas-microsoft-com:office:word" xmlns:w="http://schemas.openxmlformats.org/wordprocessingml/2006/main" xmlns:w14="http://schemas.microsoft.com/office/word/2010/wordml" xmlns:w15="http://schemas.microsoft.com/office/word/2012/wordml" xmlns:w16cex="http://schemas.microsoft.com/office/word/2018/wordml/cex" xmlns:w16cid="http://schemas.microsoft.com/office/word/2016/wordml/cid" xmlns:w16="http://schemas.microsoft.com/office/word/2018/wordml" xmlns:w16sdtdh="http://schemas.microsoft.com/office/word/2020/wordml/sdtdatahash" xmlns:w16se="http://schemas.microsoft.com/office/word/2015/wordml/symex" xmlns:wpg="http://schemas.microsoft.com/office/word/2010/wordprocessingGroup" xmlns:wpi="http://schemas.microsoft.com/office/word/2010/wordprocessingInk" xmlns:wne="http://schemas.microsoft.com/office/word/2006/wordml" xmlns:wps="http://schemas.microsoft.com/office/word/2010/wordprocessingShape" mc:Ignorable="w14 w15 w16se w16cid w16 w16cex w16sdtdh wp14">
   <w:abstractNum w:abstractNumId="0" w15:restartNumberingAfterBreak="0">
     <w:nsid w:val="14680C8E"/>
     <w:multiLevelType w:val="multilevel"/>
@@ -11029,49 +11377,49 @@
       </w:pPr>
     </w:lvl>
   </w:abstractNum>
-  <w:num w:numId="1" w16cid:durableId="1354308006">
+  <w:num w:numId="1">
     <w:abstractNumId w:val="8"/>
   </w:num>
-  <w:num w:numId="2" w16cid:durableId="1425758733">
+  <w:num w:numId="2">
     <w:abstractNumId w:val="6"/>
   </w:num>
-  <w:num w:numId="3" w16cid:durableId="377631565">
+  <w:num w:numId="3">
     <w:abstractNumId w:val="3"/>
   </w:num>
-  <w:num w:numId="4" w16cid:durableId="126241091">
+  <w:num w:numId="4">
     <w:abstractNumId w:val="9"/>
   </w:num>
-  <w:num w:numId="5" w16cid:durableId="2024359911">
+  <w:num w:numId="5">
     <w:abstractNumId w:val="11"/>
   </w:num>
-  <w:num w:numId="6" w16cid:durableId="95834717">
+  <w:num w:numId="6">
     <w:abstractNumId w:val="14"/>
   </w:num>
-  <w:num w:numId="7" w16cid:durableId="1981958792">
+  <w:num w:numId="7">
     <w:abstractNumId w:val="5"/>
   </w:num>
-  <w:num w:numId="8" w16cid:durableId="2034987470">
+  <w:num w:numId="8">
     <w:abstractNumId w:val="13"/>
   </w:num>
-  <w:num w:numId="9" w16cid:durableId="1234125883">
+  <w:num w:numId="9">
     <w:abstractNumId w:val="7"/>
   </w:num>
-  <w:num w:numId="10" w16cid:durableId="1025446776">
+  <w:num w:numId="10">
     <w:abstractNumId w:val="2"/>
   </w:num>
-  <w:num w:numId="11" w16cid:durableId="188111420">
+  <w:num w:numId="11">
     <w:abstractNumId w:val="4"/>
   </w:num>
-  <w:num w:numId="12" w16cid:durableId="653026913">
+  <w:num w:numId="12">
     <w:abstractNumId w:val="12"/>
   </w:num>
-  <w:num w:numId="13" w16cid:durableId="498542606">
+  <w:num w:numId="13">
     <w:abstractNumId w:val="1"/>
   </w:num>
-  <w:num w:numId="14" w16cid:durableId="1083986451">
+  <w:num w:numId="14">
     <w:abstractNumId w:val="10"/>
   </w:num>
-  <w:num w:numId="15" w16cid:durableId="1975717996">
+  <w:num w:numId="15">
     <w:abstractNumId w:val="0"/>
   </w:num>
 </w:numbering>
